--- a/backend/templates_registry/templates/nust/template.docx
+++ b/backend/templates_registry/templates/nust/template.docx
@@ -633,6 +633,53 @@
           <w:pPr>
             <w:pBdr/>
             <w:spacing w:after="161" w:line="240" w:lineRule="auto"/>
+            <w:ind w:left="-5"/>
+            <w:jc w:val="center"/>
+            <w:rPr>
+              <w:rFonts w:ascii="Times New Roman" w:hAnsi="Times New Roman" w:cs="Times New Roman"/>
+              <w:b/>
+              <w:bCs/>
+              <w:sz w:val="36"/>
+              <w:szCs w:val="36"/>
+              <w:highlight w:val="none"/>
+            </w:rPr>
+          </w:pPr>
+          <w:r>
+            <w:rPr>
+              <w:rFonts w:ascii="Times New Roman" w:hAnsi="Times New Roman" w:cs="Times New Roman"/>
+              <w:b/>
+              <w:bCs/>
+              <w:sz w:val="36"/>
+              <w:szCs w:val="28"/>
+              <w:highlight w:val="none"/>
+            </w:rPr>
+            <w:t xml:space="preserve">Class/Section: {{CLASS_SECTION}}</w:t>
+          </w:r>
+          <w:r>
+            <w:rPr>
+              <w:rFonts w:ascii="Times New Roman" w:hAnsi="Times New Roman" w:cs="Times New Roman"/>
+              <w:b/>
+              <w:bCs/>
+              <w:sz w:val="36"/>
+              <w:szCs w:val="36"/>
+              <w:highlight w:val="none"/>
+            </w:rPr>
+          </w:r>
+          <w:r>
+            <w:rPr>
+              <w:rFonts w:ascii="Times New Roman" w:hAnsi="Times New Roman" w:cs="Times New Roman"/>
+              <w:b/>
+              <w:bCs/>
+              <w:sz w:val="36"/>
+              <w:szCs w:val="36"/>
+              <w:highlight w:val="none"/>
+            </w:rPr>
+          </w:r>
+        </w:p>
+        <w:p>
+          <w:pPr>
+            <w:pBdr/>
+            <w:spacing w:after="161" w:line="240" w:lineRule="auto"/>
             <w:ind w:left="0"/>
             <w:jc w:val="left"/>
             <w:rPr>
